--- a/example_articles/countries/Turkey/5.countries_Turkey_Other_publisher.docx
+++ b/example_articles/countries/Turkey/5.countries_Turkey_Other_publisher.docx
@@ -27,17 +27,17 @@
     </w:p>
     <w:p>
       <w:r>
-        <w:t>Source File: Other publishers/Files (500) (22).DOCX</w:t>
+        <w:t>Source file: Other publishers/Files (500) (22).DOCX</w:t>
       </w:r>
     </w:p>
     <w:p>
       <w:r>
-        <w:t>Raw locations result: ['Turkey']</w:t>
+        <w:t>Raw locations result, 'locations': ['Turkey']</w:t>
       </w:r>
     </w:p>
     <w:p>
       <w:r>
-        <w:t>countries_stand_flat (Standardized): Turkey</w:t>
+        <w:t>Standardized locations result, 'countries_stand_flat': Turkey</w:t>
       </w:r>
     </w:p>
     <w:p>

--- a/example_articles/countries/Turkey/5.countries_Turkey_Other_publisher.docx
+++ b/example_articles/countries/Turkey/5.countries_Turkey_Other_publisher.docx
@@ -7,7 +7,7 @@
         <w:pStyle w:val="Heading1"/>
       </w:pPr>
       <w:r>
-        <w:t>ON BUSINESS; FLYING LOW; Jefferson Lines, the venerable Minneapolis regional bus company, is expanding and focusing on students, seniors and green-minded travelers.</w:t>
+        <w:t>Turkey's Erdogan may be his own worst enemy; Recent missteps have hurt prime minister's stature, experts say</w:t>
       </w:r>
     </w:p>
     <w:p>
@@ -17,17 +17,17 @@
     </w:p>
     <w:p>
       <w:r>
-        <w:t>Date: 2010-06-29</w:t>
+        <w:t>Date: 2013-07-02</w:t>
       </w:r>
     </w:p>
     <w:p>
       <w:r>
-        <w:t>Section: BUSINESS; Pg. 1D</w:t>
+        <w:t>Section: NEWS; Pg. 8A</w:t>
       </w:r>
     </w:p>
     <w:p>
       <w:r>
-        <w:t>Source file: Other publishers/Files (500) (22).DOCX</w:t>
+        <w:t>Source file: Other publishers/Files (500) (18).DOCX</w:t>
       </w:r>
     </w:p>
     <w:p>
@@ -49,71 +49,63 @@
     </w:p>
     <w:p>
       <w:r>
-        <w:t>What's "green," just expanded service to key Midwest markets and is much cheaper and more convenient than a short-haul Delta jet ride?</w:t>
+        <w:t>At a gathering in a park in Istanbul, dozens of people communicate with hand signals so as not to disturb the neighbors.</w:t>
         <w:br/>
-        <w:t>Answer: Jefferson Lines.</w:t>
+        <w:t>At another, they quietly discuss Turkey's political future. At Taksim Square, people stand silently to avoid provoking police, but their message is clear: "We are not done."</w:t>
         <w:br/>
-        <w:t>The 80-year-old, Minneapolis-based regional bus company last week added express service from the Twin Cities to Duluth, Fargo, N.D., Des Moines and Kansas City, Mo., on several new luxury motorcoaches that boast free Wi-Fi service, satellite radio and movies.</w:t>
+        <w:t>The refusal by protesters across Turkey to go home after weeks of demonstrations has posed the biggest threat to Turkish Prime Minister Recep Tayyip Erdogan since he took office more than a decade ago.</w:t>
         <w:br/>
-        <w:t>The round-trip fare to Duluth is $29 as part of an open-ended promotion to build ridership.</w:t>
+        <w:t>His violent crackdown against them has damaged his political standing and international stature, affected his future plans for Turkey and already significantly impacted Turkish society, analysts say.</w:t>
         <w:br/>
-        <w:t>It's the latest wrinkle in a several-year-old strategy by Jefferson to largely exit the charter bus business and build frequency among its most popular routes along a corridor between Kansas City and Minneapolis, and on to Duluth, Fargo and Winnipeg.</w:t>
+        <w:t>"Erdogan still refuses to listen to the people protesting, and he still isn't admitting any mistakes," said political analyst Ahmet Insel at Galatasaray University in Istanbul.</w:t>
         <w:br/>
-        <w:t>"We've been working and waiting 20 years to be able to take this company to the next level," CEO Charlie Zelle said in an interview last week. "We just need to serve our communities well. You know, we provide more passengers daily to the Mason City, Iowa, airport than Delta Air Lines."</w:t>
+        <w:t>"Instead, he used all his power against them and still didn't manage to quiet them -- but they have managed to somewhat wear down his authority."</w:t>
         <w:br/>
-        <w:t>Zelle, 54, quit a Wall Street career with Merrill Lynch more than 20 years ago to come home, take over for his late father, Louie, and work out his family's money-bleeding commercial real estate and bus businesses.</w:t>
+        <w:t>"The new form of social protest movement that has grown out of the Gezi Park protests are unique in Turkish history and will have a lasting impact on the society," he added.</w:t>
         <w:br/>
-        <w:t>It took a trip through bankruptcy in 1991 and an infusion of about $4 million in cash from local investors for the modern-day Jefferson Lines to emerge. Over the years, Zelle has acquired about 60 percent of the company. His partner, Fred Kaiser, a mentor and retired bus company owner from Texas, owns 40 percent.</w:t>
+        <w:t>Erdogan's miscalculation against what started as a peaceful protest movement by a group of environmentalists trying to save a park  is startling given his reputation as a wily politician, analysts say.</w:t>
         <w:br/>
-        <w:t>"Other than taxes, Fred and I haven't taken a dime [in dividends] out of the company," Zelle said. "This was about building a sustainable family business."</w:t>
+        <w:t>Beginning early in his career, Erdogan has successfully taken on immensely powerful opponents. He won against Istanbul's secularist elites who tried to stop him from becoming mayor of the city in 1994. He overcame the attempts of the Turkish constitutional court in 2001 to ban his Islamic-conservative party, the Justice and Development Party, which went on to a surprise win in parliamentary elections a year later.</w:t>
         <w:br/>
-        <w:t>Jefferson, now the largest regional carrier outside the East Coast, has sold off or closed far-flung charter operations, bought some small independent scheduled service providers within Jefferson's 13-state territory that runs from Canada to Fort Worth, Texas, and picked up key regional routes as coast-to-coast carrier Greyhound retrenched.</w:t>
+        <w:t>And he dared to take on the Turkish military, the main power broker in the country since the Turkish Republic was founded in 1923 and plotter behind three successful government coups.</w:t>
         <w:br/>
-        <w:t>This year, Jefferson Lines expects to be profitable on revenue of about $25 million. That's not much more than 20 years ago. But it is a leaner, more flexible operation with a 70-bus fleet that averages only six years old, including more than 20 new coaches that have been acquired over the last two years.</w:t>
+        <w:t>Erdogan orchestrated prosecutions that jailed 330 top military officers accused of plotting a fourth coup against him.</w:t>
         <w:br/>
-        <w:t>"We haven't grown much, but we have invested, rebuilt our asset mix, developed our relationships with states, universities and regional airport authorities, which are as much rural transportation hubs as anything, and launched premium service throughout the Jefferson system," Zelle said. "We can grow significantly from here."</w:t>
+        <w:t>Yet some say his worst enemy is himself: Famed for his stubbornness, intolerance for dissent and his own sense of aggrandizement. They say that explains his heavy-handed approach to peaceful protesters who only wanted to save some park trees: they defied his demands.</w:t>
         <w:br/>
-        <w:t>Airport strategy</w:t>
+        <w:t>"In the last couple of weeks, Erdogan clearly proved that he cannot lead Turkey into its future," said Koray Caliskan, associate professor of political science at Istanbul's Bogazici University. "Turkey is a Western-style, pluralistic democracy, and in such a democracy, you can't attack entire residential areas with pepper spray and expect to get away with it."</w:t>
         <w:br/>
-        <w:t>Students are Jefferson's No. 1 passengers, followed by senior citizens and working-class folks, with a sprinkling of affluent pleasure travelers and environmentalists who choose not to drive or fly. (The federal government says it costs about 50 cents per mile to operate a late-model vehicle.)</w:t>
+        <w:t>"Within a couple of days, Erdogan destroyed what was known to be his greatest achievement," he added. "He spent years weakening the power of the army and separating it from politics. But as soon as protests against him got out of hand, he threatened to use the army against the protesters."</w:t>
         <w:br/>
-        <w:t>Jefferson has found success with convenient service between Minneapolis and Duluth and Minneapolis and Fargo. John Brostrom, an administrator at the Duluth campus of more than 11,000 students, said Jefferson has worked with local authorities to establish four departures daily for Minneapolis from the University of Minnesota Duluth and the Duluth airport, also a hub for commuter vans.</w:t>
+        <w:t>Some describe the Turkish leader who grew up in Kasimpasa, a rough, working-class neighborhood of Istanbul, as a sharp, self-made man who put himself through school and excelled in the treacherous world of Turkey politics.</w:t>
         <w:br/>
-        <w:t>"The daily service has been a terrific deal for us," Brostrom said. "The students can bring their suitcase from their residence hall or apartment. These buses are clean, safe, reliable and the parents save money by not having to send a car with junior and worry about parking, insurance, gasoline."</w:t>
+        <w:t>Erdogan also oversaw changes to improve the economy.</w:t>
         <w:br/>
-        <w:t>Traffic on daily roundtrips has risen from 16 passengers a day between Duluth and Minneapolis when Jefferson took over from Greyhound in 2004 to about 90 a day. And that's before Jefferson added two more express routes last week.</w:t>
+        <w:t>The Turkish economy has grown 300% in the past decade, and rampant inflation has been brought under control, earning praise from industry and businesses. His support for Muslim values was welcomed by many who felt the faith was sidelined for too long in politics.</w:t>
         <w:br/>
-        <w:t>When communities are interested, Jefferson also will stop at local airports, which generates connections and business.</w:t>
+        <w:t>Erdogan has also taken steps to resolve the long-lasting Kurdish conflict and sought to make Turkey a player on the world stage to rival Egypt's influence in the region.</w:t>
         <w:br/>
-        <w:t>"Jefferson brings eight buses a day through the airport," said Pam Osgood, manager of the Mason City airport in northern Iowa, which otherwise is served by three Delta flights to the Twin Cities. "They provide high-quality service and a lot of traffic to our restaurant and facility."</w:t>
+        <w:t>Yet Erdogan has also  cracked down on dissent. He has pushed to put an increasingly Islamist face on Turkey -- whose constitution enshrines secularism -- rolling back liberties Turks have enjoyed for years. A bill creating far-reaching restrictions on alcohol was hastily passed last month, and Erdogan has also publicly stated women should have at least three children.</w:t>
         <w:br/>
-        <w:t>Zelle, a personable, analytical fellow who is paid more than $200,000 annually, never envisioned a bus career when he was in corporate finance at Merrill Lynch in the 1980s. But he's intrigued by the business of knitting together public-private partnerships with a network of communities and colleges over a system that will carry up to 700,000 passengers this year.</w:t>
+        <w:t>Internationally, he ended a long-standing cordial relationship with Israel with insults and demands for an apology for the deaths of Turks who tried to run an Israeli naval blockade and attacked the commandos who boarded their ship to stop them.</w:t>
         <w:br/>
-        <w:t>He also doesn't mind bragging about one thing that also attracts discretionary travelers concerned with the environment.</w:t>
+        <w:t>His outreach to a jailed Kurdish terrorist leader has also annoyed many Turks. He has lauded Hamas, the U.S.-designated terrorist group, and the European Union has delayed talks on Turkey's request for membership.</w:t>
         <w:br/>
-        <w:t>"We are second only to bicycling as the most fuel-efficient transportation choice," Zelle said. "One coach can replace 55 cars. And our newer coach engines are 90 percent cleaner than their predecessors."</w:t>
+        <w:t>"His party has lost the 50% support he keeps talking about," Caliskan said.</w:t>
         <w:br/>
-        <w:t>The American Bus Association Foundation commissioned a study by DePaul University Prof. Joseph Schwieterman that found that motorcoaches are the most fuel-efficient transportation mode. They provide, on average, 207 passenger miles per gallon, compared with 27 miles per gallon for single-occupant automobiles, 44 miles per gallon for airlines and 92 miles per gallon for commuter railroads, based on typical passenger loads.</w:t>
+        <w:t>"We have about 2.5 million people who took to the streets against him all over the country. If we add the ones that stayed home and showed their anger by banging pots and simply voicing support for the protesters, that number goes up to 10 million."</w:t>
         <w:br/>
-        <w:t>What's more, the airlines need something more than 80 percent of seats full to make money. Zelle needs fewer than half the seats filled on a 55-passenger coach to make a profit.</w:t>
+        <w:t>While the protests began as a small environmental movement to save a park, they grew as a reaction to these policies that many say threaten Turkey's democracy.</w:t>
         <w:br/>
-        <w:t>Neal St. Anthony - 612-673-7144 - nstanthony@startribune.com</w:t>
+        <w:t xml:space="preserve">"He had so many chances to end the protests peacefully," said Metin Acar, 43, a businessman and supporter of the protest movement: "Instead he called us terrorists and looters, belittled us and agitated his police and supporters against us. But instead of weakening us, he made us stronger and more determined -- we are not afraid of him anymore and we will not stop." </w:t>
         <w:br/>
-        <w:t>EFFERSON LINES</w:t>
         <w:br/>
-        <w:t>Business: Scheduled motorcoach service to 13 states, including 70 Minnesota communities</w:t>
+        <w:t>Graphic</w:t>
         <w:br/>
-        <w:t>Founded: 1919</w:t>
         <w:br/>
-        <w:t>Headquarters: Minneapolis</w:t>
+        <w:t xml:space="preserve"> </w:t>
         <w:br/>
-        <w:t>Website: www.jeffersonlines.com</w:t>
-        <w:br/>
-        <w:t>Executives: CEO Charlie Zelle</w:t>
-        <w:br/>
-        <w:t>Employees: About 225</w:t>
-        <w:br/>
-        <w:t>2010 revenue: $25 million (estimated)</w:t>
+        <w:t>photo ADEM ALTAN, AFP/Getty Images Turkish Prime Minister Recep Tayyip Erdogan addresses members of parliament from his ruling Justice and Development Party during a meeting at the Turkish parliament in Ankara on June 25.</w:t>
       </w:r>
     </w:p>
     <w:sectPr>
